--- a/a7/build/out/u3/A7 3.06  Lesson Plan.docx
+++ b/a7/build/out/u3/A7 3.06  Lesson Plan.docx
@@ -3696,7 +3696,26 @@
                 <w:color w:val="1A1A1A"/>
                 <w:sz w:val="18"/>
               </w:rPr>
-              <w:t xml:space="preserve"> read as 0 [B1G-M 8.NSO.1.3 zero-exponent misconception]</w:t>
+              <w:t xml:space="preserve"> in the denominator read as 0 [8.NSO.1.3: zero exponent law, a</w:t>
+            </w:r>
+            <w:r>
+              <w:rPr>
+                <w:b w:val="0"/>
+                <w:i w:val="0"/>
+                <w:color w:val="1A1A1A"/>
+                <w:sz w:val="18"/>
+                <w:vertAlign w:val="superscript"/>
+              </w:rPr>
+              <w:t>0</w:t>
+            </w:r>
+            <w:r>
+              <w:rPr>
+                <w:b w:val="0"/>
+                <w:i w:val="0"/>
+                <w:color w:val="1A1A1A"/>
+                <w:sz w:val="18"/>
+              </w:rPr>
+              <w:t xml:space="preserve"> = 1]</w:t>
             </w:r>
           </w:p>
         </w:tc>

--- a/a7/build/out/u3/A7 3.06  Lesson Plan.docx
+++ b/a7/build/out/u3/A7 3.06  Lesson Plan.docx
@@ -42,7 +42,7 @@
                 <w:color w:val="6B6B6B"/>
                 <w:sz w:val="17"/>
               </w:rPr>
-              <w:t>Grade 7 Accelerated  ·  Unit 3  ·  Lesson 6–7</w:t>
+              <w:t>Grade 7 Accelerated  ·  Unit 3  ·  Lessons 6–7</w:t>
             </w:r>
           </w:p>
           <w:p>
@@ -356,7 +356,7 @@
                 <w:color w:val="1A1A1A"/>
                 <w:sz w:val="20"/>
               </w:rPr>
-              <w:t>Lesson 6–7 — Evaluating and Equivalent Expressions</w:t>
+              <w:t>Lessons 6–7 — Evaluating and Equivalent Expressions</w:t>
             </w:r>
           </w:p>
         </w:tc>

--- a/a7/build/out/u3/A7 3.06  Lesson Plan.docx
+++ b/a7/build/out/u3/A7 3.06  Lesson Plan.docx
@@ -563,91 +563,134 @@
         </w:rPr>
       </w:r>
     </w:p>
+    <w:tbl>
+      <w:tblPr>
+        <w:tblLayout w:type="fixed"/>
+        <w:tblLook w:firstColumn="1" w:firstRow="1" w:lastColumn="0" w:lastRow="0" w:noHBand="0" w:noVBand="1" w:val="04A0"/>
+        <w:tblLayout w:type="fixed"/>
+        <w:tblW w:w="9360" w:type="dxa"/>
+      </w:tblPr>
+      <w:tblGrid>
+        <w:gridCol w:w="9360"/>
+      </w:tblGrid>
+      <w:tr>
+        <w:trPr>
+          <w:cantSplit/>
+        </w:trPr>
+        <w:tc>
+          <w:tcPr>
+            <w:tcW w:type="dxa" w:w="9360"/>
+            <w:tcBorders>
+              <w:top w:val="nil"/>
+              <w:left w:val="nil"/>
+              <w:bottom w:val="nil"/>
+              <w:right w:val="nil"/>
+            </w:tcBorders>
+            <w:tcMar>
+              <w:top w:w="0" w:type="dxa"/>
+              <w:left w:w="0" w:type="dxa"/>
+              <w:bottom w:w="0" w:type="dxa"/>
+              <w:right w:w="0" w:type="dxa"/>
+            </w:tcMar>
+          </w:tcPr>
+          <w:p>
+            <w:pPr>
+              <w:keepNext/>
+              <w:spacing w:before="200" w:after="120"/>
+              <w:pBdr>
+                <w:bottom w:val="single" w:sz="8" w:space="2" w:color="1A1A1A"/>
+              </w:pBdr>
+            </w:pPr>
+            <w:r>
+              <w:rPr>
+                <w:b/>
+                <w:i w:val="0"/>
+                <w:color w:val="1A1A1A"/>
+                <w:sz w:val="24"/>
+              </w:rPr>
+              <w:t>2.  Standards</w:t>
+            </w:r>
+          </w:p>
+          <w:p>
+            <w:pPr>
+              <w:spacing w:before="40" w:after="80"/>
+            </w:pPr>
+            <w:r>
+              <w:rPr>
+                <w:b/>
+                <w:i w:val="0"/>
+                <w:color w:val="1A1A1A"/>
+                <w:sz w:val="21"/>
+              </w:rPr>
+              <w:t>MA.8.NSO.1.3</w:t>
+            </w:r>
+            <w:r>
+              <w:rPr>
+                <w:b w:val="0"/>
+                <w:i w:val="0"/>
+                <w:color w:val="1A1A1A"/>
+                <w:sz w:val="21"/>
+              </w:rPr>
+              <w:t xml:space="preserve">  Extend previous understanding of the laws of exponents to include integer exponents. Apply the laws of exponents to evaluate numerical expressions and generate equivalent numerical expressions, limited to integer exponents and rational-number bases, with procedural fluency.</w:t>
+            </w:r>
+          </w:p>
+          <w:p>
+            <w:pPr>
+              <w:spacing w:before="0" w:after="60"/>
+            </w:pPr>
+            <w:r>
+              <w:rPr>
+                <w:b/>
+                <w:i w:val="0"/>
+                <w:color w:val="1A1A1A"/>
+                <w:sz w:val="21"/>
+              </w:rPr>
+              <w:t>Must.</w:t>
+            </w:r>
+            <w:r>
+              <w:rPr>
+                <w:b w:val="0"/>
+                <w:i w:val="0"/>
+                <w:color w:val="1A1A1A"/>
+                <w:sz w:val="21"/>
+              </w:rPr>
+              <w:t xml:space="preserve">  Integer exponents and rational bases, with procedural fluency: evaluate, and decide equivalence by rewriting to a common base.</w:t>
+            </w:r>
+          </w:p>
+          <w:p>
+            <w:pPr>
+              <w:spacing w:before="0" w:after="80"/>
+            </w:pPr>
+            <w:r>
+              <w:rPr>
+                <w:b/>
+                <w:i w:val="0"/>
+                <w:color w:val="1A1A1A"/>
+                <w:sz w:val="21"/>
+              </w:rPr>
+              <w:t>Must not.</w:t>
+            </w:r>
+            <w:r>
+              <w:rPr>
+                <w:b w:val="0"/>
+                <w:i w:val="0"/>
+                <w:color w:val="1A1A1A"/>
+                <w:sz w:val="21"/>
+              </w:rPr>
+              <w:t xml:space="preserve">  Bases that get rewritten are powers of 2, 3 or 5. No prime factorization of arbitrary numbers, and no fractional exponents.</w:t>
+            </w:r>
+          </w:p>
+        </w:tc>
+      </w:tr>
+    </w:tbl>
     <w:p>
       <w:pPr>
-        <w:keepNext/>
-        <w:spacing w:before="200" w:after="120"/>
-        <w:pBdr>
-          <w:bottom w:val="single" w:sz="8" w:space="2" w:color="1A1A1A"/>
-        </w:pBdr>
+        <w:spacing w:after="0" w:before="0" w:line="20" w:lineRule="exact"/>
       </w:pPr>
       <w:r>
         <w:rPr>
-          <w:b/>
-          <w:i w:val="0"/>
-          <w:color w:val="1A1A1A"/>
-          <w:sz w:val="24"/>
+          <w:sz w:val="2"/>
         </w:rPr>
-        <w:t>2.  Standards</w:t>
-      </w:r>
-    </w:p>
-    <w:p>
-      <w:pPr>
-        <w:spacing w:before="40" w:after="80"/>
-      </w:pPr>
-      <w:r>
-        <w:rPr>
-          <w:b/>
-          <w:i w:val="0"/>
-          <w:color w:val="1A1A1A"/>
-          <w:sz w:val="21"/>
-        </w:rPr>
-        <w:t>MA.8.NSO.1.3</w:t>
-      </w:r>
-      <w:r>
-        <w:rPr>
-          <w:b w:val="0"/>
-          <w:i w:val="0"/>
-          <w:color w:val="1A1A1A"/>
-          <w:sz w:val="21"/>
-        </w:rPr>
-        <w:t xml:space="preserve">  Extend previous understanding of the laws of exponents to include integer exponents. Apply the laws of exponents to evaluate numerical expressions and generate equivalent numerical expressions, limited to integer exponents and rational-number bases, with procedural fluency.</w:t>
-      </w:r>
-    </w:p>
-    <w:p>
-      <w:pPr>
-        <w:spacing w:before="0" w:after="60"/>
-      </w:pPr>
-      <w:r>
-        <w:rPr>
-          <w:b/>
-          <w:i w:val="0"/>
-          <w:color w:val="1A1A1A"/>
-          <w:sz w:val="21"/>
-        </w:rPr>
-        <w:t>Must.</w:t>
-      </w:r>
-      <w:r>
-        <w:rPr>
-          <w:b w:val="0"/>
-          <w:i w:val="0"/>
-          <w:color w:val="1A1A1A"/>
-          <w:sz w:val="21"/>
-        </w:rPr>
-        <w:t xml:space="preserve">  Integer exponents and rational bases, with procedural fluency: evaluate, and decide equivalence by rewriting to a common base.</w:t>
-      </w:r>
-    </w:p>
-    <w:p>
-      <w:pPr>
-        <w:spacing w:before="0" w:after="80"/>
-      </w:pPr>
-      <w:r>
-        <w:rPr>
-          <w:b/>
-          <w:i w:val="0"/>
-          <w:color w:val="1A1A1A"/>
-          <w:sz w:val="21"/>
-        </w:rPr>
-        <w:t>Must not.</w:t>
-      </w:r>
-      <w:r>
-        <w:rPr>
-          <w:b w:val="0"/>
-          <w:i w:val="0"/>
-          <w:color w:val="1A1A1A"/>
-          <w:sz w:val="21"/>
-        </w:rPr>
-        <w:t xml:space="preserve">  Bases that get rewritten are powers of 2, 3 or 5. No prime factorisation of arbitrary numbers, and no fractional exponents.</w:t>
       </w:r>
     </w:p>
     <w:p>
@@ -719,6 +762,7 @@
           </w:tcPr>
           <w:p>
             <w:pPr>
+              <w:keepNext/>
               <w:spacing w:after="0"/>
               <w:jc w:val="center"/>
             </w:pPr>
@@ -752,6 +796,7 @@
           </w:tcPr>
           <w:p>
             <w:pPr>
+              <w:keepNext/>
               <w:spacing w:after="0"/>
               <w:jc w:val="center"/>
             </w:pPr>
@@ -785,6 +830,7 @@
           </w:tcPr>
           <w:p>
             <w:pPr>
+              <w:keepNext/>
               <w:spacing w:after="0"/>
               <w:jc w:val="center"/>
             </w:pPr>
@@ -1124,209 +1170,252 @@
         </w:rPr>
       </w:r>
     </w:p>
+    <w:tbl>
+      <w:tblPr>
+        <w:tblLayout w:type="fixed"/>
+        <w:tblLook w:firstColumn="1" w:firstRow="1" w:lastColumn="0" w:lastRow="0" w:noHBand="0" w:noVBand="1" w:val="04A0"/>
+        <w:tblLayout w:type="fixed"/>
+        <w:tblW w:w="9360" w:type="dxa"/>
+      </w:tblPr>
+      <w:tblGrid>
+        <w:gridCol w:w="9360"/>
+      </w:tblGrid>
+      <w:tr>
+        <w:trPr>
+          <w:cantSplit/>
+        </w:trPr>
+        <w:tc>
+          <w:tcPr>
+            <w:tcW w:type="dxa" w:w="9360"/>
+            <w:tcBorders>
+              <w:top w:val="nil"/>
+              <w:left w:val="nil"/>
+              <w:bottom w:val="nil"/>
+              <w:right w:val="nil"/>
+            </w:tcBorders>
+            <w:tcMar>
+              <w:top w:w="0" w:type="dxa"/>
+              <w:left w:w="0" w:type="dxa"/>
+              <w:bottom w:w="0" w:type="dxa"/>
+              <w:right w:w="0" w:type="dxa"/>
+            </w:tcMar>
+          </w:tcPr>
+          <w:p>
+            <w:pPr>
+              <w:keepNext/>
+              <w:spacing w:before="200" w:after="120"/>
+              <w:pBdr>
+                <w:bottom w:val="single" w:sz="8" w:space="2" w:color="1A1A1A"/>
+              </w:pBdr>
+            </w:pPr>
+            <w:r>
+              <w:rPr>
+                <w:b/>
+                <w:i w:val="0"/>
+                <w:color w:val="1A1A1A"/>
+                <w:sz w:val="24"/>
+              </w:rPr>
+              <w:t>4.  Learning Target and Essential Question</w:t>
+            </w:r>
+          </w:p>
+          <w:p>
+            <w:pPr>
+              <w:spacing w:before="40" w:after="60"/>
+            </w:pPr>
+            <w:r>
+              <w:rPr>
+                <w:b/>
+                <w:i w:val="0"/>
+                <w:color w:val="1A1A1A"/>
+                <w:sz w:val="21"/>
+              </w:rPr>
+              <w:t>Learning target.</w:t>
+            </w:r>
+            <w:r>
+              <w:rPr>
+                <w:b w:val="0"/>
+                <w:i w:val="0"/>
+                <w:color w:val="1A1A1A"/>
+                <w:sz w:val="21"/>
+              </w:rPr>
+              <w:t xml:space="preserve">  I can evaluate an expression with integer exponents using the laws, and decide whether two expressions with different bases are equivalent.</w:t>
+            </w:r>
+          </w:p>
+          <w:p>
+            <w:pPr>
+              <w:spacing w:before="0" w:after="60"/>
+            </w:pPr>
+            <w:r>
+              <w:rPr>
+                <w:b/>
+                <w:i w:val="0"/>
+                <w:color w:val="1A1A1A"/>
+                <w:sz w:val="21"/>
+              </w:rPr>
+              <w:t>Essential question.</w:t>
+            </w:r>
+            <w:r>
+              <w:rPr>
+                <w:b w:val="0"/>
+                <w:i w:val="0"/>
+                <w:color w:val="1A1A1A"/>
+                <w:sz w:val="21"/>
+              </w:rPr>
+              <w:t xml:space="preserve">  How do you determine whether two expressions are equivalent when they do not have the same base?</w:t>
+            </w:r>
+          </w:p>
+          <w:p>
+            <w:pPr>
+              <w:spacing w:before="0" w:after="40"/>
+            </w:pPr>
+            <w:r>
+              <w:rPr>
+                <w:b/>
+                <w:i w:val="0"/>
+                <w:color w:val="1A1A1A"/>
+                <w:sz w:val="20"/>
+              </w:rPr>
+              <w:t>Building on.</w:t>
+            </w:r>
+            <w:r>
+              <w:rPr>
+                <w:b w:val="0"/>
+                <w:i w:val="0"/>
+                <w:color w:val="1A1A1A"/>
+                <w:sz w:val="20"/>
+              </w:rPr>
+              <w:t xml:space="preserve">  3.01–3.05 — the seven laws with integer exponents and rational bases; Unit 2 — perfect squares and cubes (8 = 2</w:t>
+            </w:r>
+            <w:r>
+              <w:rPr>
+                <w:b w:val="0"/>
+                <w:i w:val="0"/>
+                <w:color w:val="1A1A1A"/>
+                <w:sz w:val="20"/>
+                <w:vertAlign w:val="superscript"/>
+              </w:rPr>
+              <w:t>3</w:t>
+            </w:r>
+            <w:r>
+              <w:rPr>
+                <w:b w:val="0"/>
+                <w:i w:val="0"/>
+                <w:color w:val="1A1A1A"/>
+                <w:sz w:val="20"/>
+              </w:rPr>
+              <w:t>, 9 = 3</w:t>
+            </w:r>
+            <w:r>
+              <w:rPr>
+                <w:b w:val="0"/>
+                <w:i w:val="0"/>
+                <w:color w:val="1A1A1A"/>
+                <w:sz w:val="20"/>
+                <w:vertAlign w:val="superscript"/>
+              </w:rPr>
+              <w:t>2</w:t>
+            </w:r>
+            <w:r>
+              <w:rPr>
+                <w:b w:val="0"/>
+                <w:i w:val="0"/>
+                <w:color w:val="1A1A1A"/>
+                <w:sz w:val="20"/>
+              </w:rPr>
+              <w:t>, 64 = 2</w:t>
+            </w:r>
+            <w:r>
+              <w:rPr>
+                <w:b w:val="0"/>
+                <w:i w:val="0"/>
+                <w:color w:val="1A1A1A"/>
+                <w:sz w:val="20"/>
+                <w:vertAlign w:val="superscript"/>
+              </w:rPr>
+              <w:t>6</w:t>
+            </w:r>
+            <w:r>
+              <w:rPr>
+                <w:b w:val="0"/>
+                <w:i w:val="0"/>
+                <w:color w:val="1A1A1A"/>
+                <w:sz w:val="20"/>
+              </w:rPr>
+              <w:t xml:space="preserve"> = 4</w:t>
+            </w:r>
+            <w:r>
+              <w:rPr>
+                <w:b w:val="0"/>
+                <w:i w:val="0"/>
+                <w:color w:val="1A1A1A"/>
+                <w:sz w:val="20"/>
+                <w:vertAlign w:val="superscript"/>
+              </w:rPr>
+              <w:t>3</w:t>
+            </w:r>
+            <w:r>
+              <w:rPr>
+                <w:b w:val="0"/>
+                <w:i w:val="0"/>
+                <w:color w:val="1A1A1A"/>
+                <w:sz w:val="20"/>
+              </w:rPr>
+              <w:t xml:space="preserve"> = 8</w:t>
+            </w:r>
+            <w:r>
+              <w:rPr>
+                <w:b w:val="0"/>
+                <w:i w:val="0"/>
+                <w:color w:val="1A1A1A"/>
+                <w:sz w:val="20"/>
+                <w:vertAlign w:val="superscript"/>
+              </w:rPr>
+              <w:t>2</w:t>
+            </w:r>
+            <w:r>
+              <w:rPr>
+                <w:b w:val="0"/>
+                <w:i w:val="0"/>
+                <w:color w:val="1A1A1A"/>
+                <w:sz w:val="20"/>
+              </w:rPr>
+              <w:t>).</w:t>
+            </w:r>
+          </w:p>
+          <w:p>
+            <w:pPr>
+              <w:spacing w:before="0" w:after="80"/>
+            </w:pPr>
+            <w:r>
+              <w:rPr>
+                <w:b/>
+                <w:i w:val="0"/>
+                <w:color w:val="1A1A1A"/>
+                <w:sz w:val="20"/>
+              </w:rPr>
+              <w:t>Working toward.</w:t>
+            </w:r>
+            <w:r>
+              <w:rPr>
+                <w:b w:val="0"/>
+                <w:i w:val="0"/>
+                <w:color w:val="1A1A1A"/>
+                <w:sz w:val="20"/>
+              </w:rPr>
+              <w:t xml:space="preserve">  Thread A (the next two days) — the same laws on variable bases, MA.8.AR.1.1; Unit 4 — operations in scientific notation.</w:t>
+            </w:r>
+          </w:p>
+        </w:tc>
+      </w:tr>
+    </w:tbl>
     <w:p>
       <w:pPr>
-        <w:keepNext/>
-        <w:spacing w:before="200" w:after="120"/>
-        <w:pBdr>
-          <w:bottom w:val="single" w:sz="8" w:space="2" w:color="1A1A1A"/>
-        </w:pBdr>
+        <w:spacing w:after="0" w:before="0" w:line="20" w:lineRule="exact"/>
       </w:pPr>
       <w:r>
         <w:rPr>
-          <w:b/>
-          <w:i w:val="0"/>
-          <w:color w:val="1A1A1A"/>
-          <w:sz w:val="24"/>
+          <w:sz w:val="2"/>
         </w:rPr>
-        <w:t>4.  Learning Target and Essential Question</w:t>
-      </w:r>
-    </w:p>
-    <w:p>
-      <w:pPr>
-        <w:spacing w:before="40" w:after="60"/>
-      </w:pPr>
-      <w:r>
-        <w:rPr>
-          <w:b/>
-          <w:i w:val="0"/>
-          <w:color w:val="1A1A1A"/>
-          <w:sz w:val="21"/>
-        </w:rPr>
-        <w:t>Learning target.</w:t>
-      </w:r>
-      <w:r>
-        <w:rPr>
-          <w:b w:val="0"/>
-          <w:i w:val="0"/>
-          <w:color w:val="1A1A1A"/>
-          <w:sz w:val="21"/>
-        </w:rPr>
-        <w:t xml:space="preserve">  I can evaluate an expression with integer exponents using the laws, and decide whether two expressions with different bases are equivalent.</w:t>
-      </w:r>
-    </w:p>
-    <w:p>
-      <w:pPr>
-        <w:spacing w:before="0" w:after="60"/>
-      </w:pPr>
-      <w:r>
-        <w:rPr>
-          <w:b/>
-          <w:i w:val="0"/>
-          <w:color w:val="1A1A1A"/>
-          <w:sz w:val="21"/>
-        </w:rPr>
-        <w:t>Essential question.</w:t>
-      </w:r>
-      <w:r>
-        <w:rPr>
-          <w:b w:val="0"/>
-          <w:i w:val="0"/>
-          <w:color w:val="1A1A1A"/>
-          <w:sz w:val="21"/>
-        </w:rPr>
-        <w:t xml:space="preserve">  How do you determine whether two expressions are equivalent when they do not have the same base?</w:t>
-      </w:r>
-    </w:p>
-    <w:p>
-      <w:pPr>
-        <w:spacing w:before="0" w:after="40"/>
-      </w:pPr>
-      <w:r>
-        <w:rPr>
-          <w:b/>
-          <w:i w:val="0"/>
-          <w:color w:val="1A1A1A"/>
-          <w:sz w:val="20"/>
-        </w:rPr>
-        <w:t>Building on.</w:t>
-      </w:r>
-      <w:r>
-        <w:rPr>
-          <w:b w:val="0"/>
-          <w:i w:val="0"/>
-          <w:color w:val="1A1A1A"/>
-          <w:sz w:val="20"/>
-        </w:rPr>
-        <w:t xml:space="preserve">  3.01–3.05 — the seven laws with integer exponents and rational bases; Unit 2 — perfect squares and cubes (8 = 2</w:t>
-      </w:r>
-      <w:r>
-        <w:rPr>
-          <w:b w:val="0"/>
-          <w:i w:val="0"/>
-          <w:color w:val="1A1A1A"/>
-          <w:sz w:val="20"/>
-          <w:vertAlign w:val="superscript"/>
-        </w:rPr>
-        <w:t>3</w:t>
-      </w:r>
-      <w:r>
-        <w:rPr>
-          <w:b w:val="0"/>
-          <w:i w:val="0"/>
-          <w:color w:val="1A1A1A"/>
-          <w:sz w:val="20"/>
-        </w:rPr>
-        <w:t>, 9 = 3</w:t>
-      </w:r>
-      <w:r>
-        <w:rPr>
-          <w:b w:val="0"/>
-          <w:i w:val="0"/>
-          <w:color w:val="1A1A1A"/>
-          <w:sz w:val="20"/>
-          <w:vertAlign w:val="superscript"/>
-        </w:rPr>
-        <w:t>2</w:t>
-      </w:r>
-      <w:r>
-        <w:rPr>
-          <w:b w:val="0"/>
-          <w:i w:val="0"/>
-          <w:color w:val="1A1A1A"/>
-          <w:sz w:val="20"/>
-        </w:rPr>
-        <w:t>, 64 = 2</w:t>
-      </w:r>
-      <w:r>
-        <w:rPr>
-          <w:b w:val="0"/>
-          <w:i w:val="0"/>
-          <w:color w:val="1A1A1A"/>
-          <w:sz w:val="20"/>
-          <w:vertAlign w:val="superscript"/>
-        </w:rPr>
-        <w:t>6</w:t>
-      </w:r>
-      <w:r>
-        <w:rPr>
-          <w:b w:val="0"/>
-          <w:i w:val="0"/>
-          <w:color w:val="1A1A1A"/>
-          <w:sz w:val="20"/>
-        </w:rPr>
-        <w:t xml:space="preserve"> = 4</w:t>
-      </w:r>
-      <w:r>
-        <w:rPr>
-          <w:b w:val="0"/>
-          <w:i w:val="0"/>
-          <w:color w:val="1A1A1A"/>
-          <w:sz w:val="20"/>
-          <w:vertAlign w:val="superscript"/>
-        </w:rPr>
-        <w:t>3</w:t>
-      </w:r>
-      <w:r>
-        <w:rPr>
-          <w:b w:val="0"/>
-          <w:i w:val="0"/>
-          <w:color w:val="1A1A1A"/>
-          <w:sz w:val="20"/>
-        </w:rPr>
-        <w:t xml:space="preserve"> = 8</w:t>
-      </w:r>
-      <w:r>
-        <w:rPr>
-          <w:b w:val="0"/>
-          <w:i w:val="0"/>
-          <w:color w:val="1A1A1A"/>
-          <w:sz w:val="20"/>
-          <w:vertAlign w:val="superscript"/>
-        </w:rPr>
-        <w:t>2</w:t>
-      </w:r>
-      <w:r>
-        <w:rPr>
-          <w:b w:val="0"/>
-          <w:i w:val="0"/>
-          <w:color w:val="1A1A1A"/>
-          <w:sz w:val="20"/>
-        </w:rPr>
-        <w:t>).</w:t>
-      </w:r>
-    </w:p>
-    <w:p>
-      <w:pPr>
-        <w:spacing w:before="0" w:after="80"/>
-      </w:pPr>
-      <w:r>
-        <w:rPr>
-          <w:b/>
-          <w:i w:val="0"/>
-          <w:color w:val="1A1A1A"/>
-          <w:sz w:val="20"/>
-        </w:rPr>
-        <w:t>Working toward.</w:t>
-      </w:r>
-      <w:r>
-        <w:rPr>
-          <w:b w:val="0"/>
-          <w:i w:val="0"/>
-          <w:color w:val="1A1A1A"/>
-          <w:sz w:val="20"/>
-        </w:rPr>
-        <w:t xml:space="preserve">  Thread A (the next two days) — the same laws on variable bases, MA.8.AR.1.1; Unit 4 — operations in scientific notation.</w:t>
       </w:r>
     </w:p>
     <w:p>
@@ -1399,6 +1488,7 @@
           </w:tcPr>
           <w:p>
             <w:pPr>
+              <w:keepNext/>
               <w:spacing w:after="0"/>
               <w:jc w:val="center"/>
             </w:pPr>
@@ -1432,6 +1522,7 @@
           </w:tcPr>
           <w:p>
             <w:pPr>
+              <w:keepNext/>
               <w:spacing w:after="0"/>
               <w:jc w:val="center"/>
             </w:pPr>
@@ -1465,6 +1556,7 @@
           </w:tcPr>
           <w:p>
             <w:pPr>
+              <w:keepNext/>
               <w:spacing w:after="0"/>
               <w:jc w:val="center"/>
             </w:pPr>
@@ -1498,6 +1590,7 @@
           </w:tcPr>
           <w:p>
             <w:pPr>
+              <w:keepNext/>
               <w:spacing w:after="0"/>
               <w:jc w:val="center"/>
             </w:pPr>
@@ -2925,91 +3018,134 @@
         </w:rPr>
       </w:r>
     </w:p>
+    <w:tbl>
+      <w:tblPr>
+        <w:tblLayout w:type="fixed"/>
+        <w:tblLook w:firstColumn="1" w:firstRow="1" w:lastColumn="0" w:lastRow="0" w:noHBand="0" w:noVBand="1" w:val="04A0"/>
+        <w:tblLayout w:type="fixed"/>
+        <w:tblW w:w="9360" w:type="dxa"/>
+      </w:tblPr>
+      <w:tblGrid>
+        <w:gridCol w:w="9360"/>
+      </w:tblGrid>
+      <w:tr>
+        <w:trPr>
+          <w:cantSplit/>
+        </w:trPr>
+        <w:tc>
+          <w:tcPr>
+            <w:tcW w:type="dxa" w:w="9360"/>
+            <w:tcBorders>
+              <w:top w:val="nil"/>
+              <w:left w:val="nil"/>
+              <w:bottom w:val="nil"/>
+              <w:right w:val="nil"/>
+            </w:tcBorders>
+            <w:tcMar>
+              <w:top w:w="0" w:type="dxa"/>
+              <w:left w:w="0" w:type="dxa"/>
+              <w:bottom w:w="0" w:type="dxa"/>
+              <w:right w:w="0" w:type="dxa"/>
+            </w:tcMar>
+          </w:tcPr>
+          <w:p>
+            <w:pPr>
+              <w:keepNext/>
+              <w:spacing w:before="200" w:after="120"/>
+              <w:pBdr>
+                <w:bottom w:val="single" w:sz="8" w:space="2" w:color="1A1A1A"/>
+              </w:pBdr>
+            </w:pPr>
+            <w:r>
+              <w:rPr>
+                <w:b/>
+                <w:i w:val="0"/>
+                <w:color w:val="1A1A1A"/>
+                <w:sz w:val="24"/>
+              </w:rPr>
+              <w:t>6.  Gradual Release</w:t>
+            </w:r>
+          </w:p>
+          <w:p>
+            <w:pPr>
+              <w:spacing w:before="40" w:after="60"/>
+            </w:pPr>
+            <w:r>
+              <w:rPr>
+                <w:b/>
+                <w:i w:val="0"/>
+                <w:color w:val="1A1A1A"/>
+                <w:sz w:val="21"/>
+              </w:rPr>
+              <w:t>I do.</w:t>
+            </w:r>
+            <w:r>
+              <w:rPr>
+                <w:b w:val="0"/>
+                <w:i w:val="0"/>
+                <w:color w:val="1A1A1A"/>
+                <w:sz w:val="21"/>
+              </w:rPr>
+              <w:t xml:space="preserve">  The Notes slides and the worked half of each Example: the teacher writes, the class copies, and the OFF line is said out loud rather than printed.</w:t>
+            </w:r>
+          </w:p>
+          <w:p>
+            <w:pPr>
+              <w:spacing w:before="0" w:after="60"/>
+            </w:pPr>
+            <w:r>
+              <w:rPr>
+                <w:b/>
+                <w:i w:val="0"/>
+                <w:color w:val="1A1A1A"/>
+                <w:sz w:val="21"/>
+              </w:rPr>
+              <w:t>We do.</w:t>
+            </w:r>
+            <w:r>
+              <w:rPr>
+                <w:b w:val="0"/>
+                <w:i w:val="0"/>
+                <w:color w:val="1A1A1A"/>
+                <w:sz w:val="21"/>
+              </w:rPr>
+              <w:t xml:space="preserve">  Each Example's Your Turn: the same steps on the student's own numbers, revealed and named a minute later.</w:t>
+            </w:r>
+          </w:p>
+          <w:p>
+            <w:pPr>
+              <w:spacing w:before="0" w:after="80"/>
+            </w:pPr>
+            <w:r>
+              <w:rPr>
+                <w:b/>
+                <w:i w:val="0"/>
+                <w:color w:val="1A1A1A"/>
+                <w:sz w:val="21"/>
+              </w:rPr>
+              <w:t>You do.</w:t>
+            </w:r>
+            <w:r>
+              <w:rPr>
+                <w:b w:val="0"/>
+                <w:i w:val="0"/>
+                <w:color w:val="1A1A1A"/>
+                <w:sz w:val="21"/>
+              </w:rPr>
+              <w:t xml:space="preserve">  The nine-question whiteboard round (10 minutes) and then the six-question independent set, silent and written.</w:t>
+            </w:r>
+          </w:p>
+        </w:tc>
+      </w:tr>
+    </w:tbl>
     <w:p>
       <w:pPr>
-        <w:keepNext/>
-        <w:spacing w:before="200" w:after="120"/>
-        <w:pBdr>
-          <w:bottom w:val="single" w:sz="8" w:space="2" w:color="1A1A1A"/>
-        </w:pBdr>
+        <w:spacing w:after="0" w:before="0" w:line="20" w:lineRule="exact"/>
       </w:pPr>
       <w:r>
         <w:rPr>
-          <w:b/>
-          <w:i w:val="0"/>
-          <w:color w:val="1A1A1A"/>
-          <w:sz w:val="24"/>
+          <w:sz w:val="2"/>
         </w:rPr>
-        <w:t>6.  Gradual Release</w:t>
-      </w:r>
-    </w:p>
-    <w:p>
-      <w:pPr>
-        <w:spacing w:before="40" w:after="60"/>
-      </w:pPr>
-      <w:r>
-        <w:rPr>
-          <w:b/>
-          <w:i w:val="0"/>
-          <w:color w:val="1A1A1A"/>
-          <w:sz w:val="21"/>
-        </w:rPr>
-        <w:t>I do.</w:t>
-      </w:r>
-      <w:r>
-        <w:rPr>
-          <w:b w:val="0"/>
-          <w:i w:val="0"/>
-          <w:color w:val="1A1A1A"/>
-          <w:sz w:val="21"/>
-        </w:rPr>
-        <w:t xml:space="preserve">  The Notes slides and the worked half of each Example: the teacher writes, the class copies, and the OFF line is said out loud rather than printed.</w:t>
-      </w:r>
-    </w:p>
-    <w:p>
-      <w:pPr>
-        <w:spacing w:before="0" w:after="60"/>
-      </w:pPr>
-      <w:r>
-        <w:rPr>
-          <w:b/>
-          <w:i w:val="0"/>
-          <w:color w:val="1A1A1A"/>
-          <w:sz w:val="21"/>
-        </w:rPr>
-        <w:t>We do.</w:t>
-      </w:r>
-      <w:r>
-        <w:rPr>
-          <w:b w:val="0"/>
-          <w:i w:val="0"/>
-          <w:color w:val="1A1A1A"/>
-          <w:sz w:val="21"/>
-        </w:rPr>
-        <w:t xml:space="preserve">  Each Example's Your Turn: the same steps on the student's own numbers, revealed and named a minute later.</w:t>
-      </w:r>
-    </w:p>
-    <w:p>
-      <w:pPr>
-        <w:spacing w:before="0" w:after="80"/>
-      </w:pPr>
-      <w:r>
-        <w:rPr>
-          <w:b/>
-          <w:i w:val="0"/>
-          <w:color w:val="1A1A1A"/>
-          <w:sz w:val="21"/>
-        </w:rPr>
-        <w:t>You do.</w:t>
-      </w:r>
-      <w:r>
-        <w:rPr>
-          <w:b w:val="0"/>
-          <w:i w:val="0"/>
-          <w:color w:val="1A1A1A"/>
-          <w:sz w:val="21"/>
-        </w:rPr>
-        <w:t xml:space="preserve">  The nine-question whiteboard round (10 minutes) and then the six-question independent set, silent and written.</w:t>
       </w:r>
     </w:p>
     <w:p>
@@ -3065,6 +3201,7 @@
           </w:tcPr>
           <w:p>
             <w:pPr>
+              <w:keepNext/>
               <w:spacing w:after="0"/>
               <w:jc w:val="center"/>
             </w:pPr>
@@ -3098,6 +3235,7 @@
           </w:tcPr>
           <w:p>
             <w:pPr>
+              <w:keepNext/>
               <w:spacing w:after="0"/>
               <w:jc w:val="center"/>
             </w:pPr>
@@ -3414,6 +3552,7 @@
           </w:tcPr>
           <w:p>
             <w:pPr>
+              <w:keepNext/>
               <w:spacing w:after="0"/>
               <w:jc w:val="center"/>
             </w:pPr>
@@ -3447,6 +3586,7 @@
           </w:tcPr>
           <w:p>
             <w:pPr>
+              <w:keepNext/>
               <w:spacing w:after="0"/>
               <w:jc w:val="center"/>
             </w:pPr>
@@ -3480,6 +3620,7 @@
           </w:tcPr>
           <w:p>
             <w:pPr>
+              <w:keepNext/>
               <w:spacing w:after="0"/>
               <w:jc w:val="center"/>
             </w:pPr>
@@ -3513,6 +3654,7 @@
           </w:tcPr>
           <w:p>
             <w:pPr>
+              <w:keepNext/>
               <w:spacing w:after="0"/>
               <w:jc w:val="center"/>
             </w:pPr>
@@ -5717,475 +5859,561 @@
         <w:t xml:space="preserve">  When a board splits — no option holding about two-thirds of the room — sixty seconds of “convince the person next to you”, then re-vote, then reveal. The minute comes out of the whiteboard remainder.</w:t>
       </w:r>
     </w:p>
+    <w:tbl>
+      <w:tblPr>
+        <w:tblLayout w:type="fixed"/>
+        <w:tblLook w:firstColumn="1" w:firstRow="1" w:lastColumn="0" w:lastRow="0" w:noHBand="0" w:noVBand="1" w:val="04A0"/>
+        <w:tblLayout w:type="fixed"/>
+        <w:tblW w:w="9360" w:type="dxa"/>
+      </w:tblPr>
+      <w:tblGrid>
+        <w:gridCol w:w="9360"/>
+      </w:tblGrid>
+      <w:tr>
+        <w:trPr>
+          <w:cantSplit/>
+        </w:trPr>
+        <w:tc>
+          <w:tcPr>
+            <w:tcW w:type="dxa" w:w="9360"/>
+            <w:tcBorders>
+              <w:top w:val="nil"/>
+              <w:left w:val="nil"/>
+              <w:bottom w:val="nil"/>
+              <w:right w:val="nil"/>
+            </w:tcBorders>
+            <w:tcMar>
+              <w:top w:w="0" w:type="dxa"/>
+              <w:left w:w="0" w:type="dxa"/>
+              <w:bottom w:w="0" w:type="dxa"/>
+              <w:right w:w="0" w:type="dxa"/>
+            </w:tcMar>
+          </w:tcPr>
+          <w:p>
+            <w:pPr>
+              <w:keepNext/>
+              <w:spacing w:before="200" w:after="120"/>
+              <w:pBdr>
+                <w:bottom w:val="single" w:sz="8" w:space="2" w:color="1A1A1A"/>
+              </w:pBdr>
+            </w:pPr>
+            <w:r>
+              <w:rPr>
+                <w:b/>
+                <w:i w:val="0"/>
+                <w:color w:val="1A1A1A"/>
+                <w:sz w:val="24"/>
+              </w:rPr>
+              <w:t>9.  Differentiation</w:t>
+            </w:r>
+          </w:p>
+          <w:p>
+            <w:pPr>
+              <w:spacing w:before="40" w:after="60"/>
+            </w:pPr>
+            <w:r>
+              <w:rPr>
+                <w:b/>
+                <w:i w:val="0"/>
+                <w:color w:val="1A1A1A"/>
+                <w:sz w:val="21"/>
+              </w:rPr>
+              <w:t>ESE / IEP.</w:t>
+            </w:r>
+            <w:r>
+              <w:rPr>
+                <w:b w:val="0"/>
+                <w:i w:val="0"/>
+                <w:color w:val="1A1A1A"/>
+                <w:sz w:val="21"/>
+              </w:rPr>
+              <w:t xml:space="preserve">  Give the powers of 2, 3 and 5 from Unit 2 as a printed strip — 2</w:t>
+            </w:r>
+            <w:r>
+              <w:rPr>
+                <w:b w:val="0"/>
+                <w:i w:val="0"/>
+                <w:color w:val="1A1A1A"/>
+                <w:sz w:val="21"/>
+                <w:vertAlign w:val="superscript"/>
+              </w:rPr>
+              <w:t>1</w:t>
+            </w:r>
+            <w:r>
+              <w:rPr>
+                <w:b w:val="0"/>
+                <w:i w:val="0"/>
+                <w:color w:val="1A1A1A"/>
+                <w:sz w:val="21"/>
+              </w:rPr>
+              <w:t xml:space="preserve"> to 2</w:t>
+            </w:r>
+            <w:r>
+              <w:rPr>
+                <w:b w:val="0"/>
+                <w:i w:val="0"/>
+                <w:color w:val="1A1A1A"/>
+                <w:sz w:val="21"/>
+                <w:vertAlign w:val="superscript"/>
+              </w:rPr>
+              <w:t>10</w:t>
+            </w:r>
+            <w:r>
+              <w:rPr>
+                <w:b w:val="0"/>
+                <w:i w:val="0"/>
+                <w:color w:val="1A1A1A"/>
+                <w:sz w:val="21"/>
+              </w:rPr>
+              <w:t>, 3</w:t>
+            </w:r>
+            <w:r>
+              <w:rPr>
+                <w:b w:val="0"/>
+                <w:i w:val="0"/>
+                <w:color w:val="1A1A1A"/>
+                <w:sz w:val="21"/>
+                <w:vertAlign w:val="superscript"/>
+              </w:rPr>
+              <w:t>1</w:t>
+            </w:r>
+            <w:r>
+              <w:rPr>
+                <w:b w:val="0"/>
+                <w:i w:val="0"/>
+                <w:color w:val="1A1A1A"/>
+                <w:sz w:val="21"/>
+              </w:rPr>
+              <w:t xml:space="preserve"> to 3</w:t>
+            </w:r>
+            <w:r>
+              <w:rPr>
+                <w:b w:val="0"/>
+                <w:i w:val="0"/>
+                <w:color w:val="1A1A1A"/>
+                <w:sz w:val="21"/>
+                <w:vertAlign w:val="superscript"/>
+              </w:rPr>
+              <w:t>5</w:t>
+            </w:r>
+            <w:r>
+              <w:rPr>
+                <w:b w:val="0"/>
+                <w:i w:val="0"/>
+                <w:color w:val="1A1A1A"/>
+                <w:sz w:val="21"/>
+              </w:rPr>
+              <w:t>, 5</w:t>
+            </w:r>
+            <w:r>
+              <w:rPr>
+                <w:b w:val="0"/>
+                <w:i w:val="0"/>
+                <w:color w:val="1A1A1A"/>
+                <w:sz w:val="21"/>
+                <w:vertAlign w:val="superscript"/>
+              </w:rPr>
+              <w:t>1</w:t>
+            </w:r>
+            <w:r>
+              <w:rPr>
+                <w:b w:val="0"/>
+                <w:i w:val="0"/>
+                <w:color w:val="1A1A1A"/>
+                <w:sz w:val="21"/>
+              </w:rPr>
+              <w:t xml:space="preserve"> to 5</w:t>
+            </w:r>
+            <w:r>
+              <w:rPr>
+                <w:b w:val="0"/>
+                <w:i w:val="0"/>
+                <w:color w:val="1A1A1A"/>
+                <w:sz w:val="21"/>
+                <w:vertAlign w:val="superscript"/>
+              </w:rPr>
+              <w:t>4</w:t>
+            </w:r>
+            <w:r>
+              <w:rPr>
+                <w:b w:val="0"/>
+                <w:i w:val="0"/>
+                <w:color w:val="1A1A1A"/>
+                <w:sz w:val="21"/>
+              </w:rPr>
+              <w:t xml:space="preserve"> — and let it stay out. Rewriting a base is a lookup today, not a recall.</w:t>
+            </w:r>
+          </w:p>
+          <w:p>
+            <w:pPr>
+              <w:spacing w:before="0" w:after="60"/>
+            </w:pPr>
+            <w:r>
+              <w:rPr>
+                <w:b/>
+                <w:i w:val="0"/>
+                <w:color w:val="1A1A1A"/>
+                <w:sz w:val="21"/>
+              </w:rPr>
+              <w:t>ELL.</w:t>
+            </w:r>
+            <w:r>
+              <w:rPr>
+                <w:b w:val="0"/>
+                <w:i w:val="0"/>
+                <w:color w:val="1A1A1A"/>
+                <w:sz w:val="21"/>
+              </w:rPr>
+              <w:t xml:space="preserve">  Equivalent is the word being tested. Write EQUIVALENT = same value, different form with 8</w:t>
+            </w:r>
+            <w:r>
+              <w:rPr>
+                <w:b w:val="0"/>
+                <w:i w:val="0"/>
+                <w:color w:val="1A1A1A"/>
+                <w:sz w:val="21"/>
+                <w:vertAlign w:val="superscript"/>
+              </w:rPr>
+              <w:t>5</w:t>
+            </w:r>
+            <w:r>
+              <w:rPr>
+                <w:b w:val="0"/>
+                <w:i w:val="0"/>
+                <w:color w:val="1A1A1A"/>
+                <w:sz w:val="21"/>
+              </w:rPr>
+              <w:t xml:space="preserve"> = 2</w:t>
+            </w:r>
+            <w:r>
+              <w:rPr>
+                <w:b w:val="0"/>
+                <w:i w:val="0"/>
+                <w:color w:val="1A1A1A"/>
+                <w:sz w:val="21"/>
+                <w:vertAlign w:val="superscript"/>
+              </w:rPr>
+              <w:t>15</w:t>
+            </w:r>
+            <w:r>
+              <w:rPr>
+                <w:b w:val="0"/>
+                <w:i w:val="0"/>
+                <w:color w:val="1A1A1A"/>
+                <w:sz w:val="21"/>
+              </w:rPr>
+              <w:t xml:space="preserve"> under it, and ask 'same value?' on every board that shows two expressions.</w:t>
+            </w:r>
+          </w:p>
+          <w:p>
+            <w:pPr>
+              <w:spacing w:before="0" w:after="80"/>
+            </w:pPr>
+            <w:r>
+              <w:rPr>
+                <w:b/>
+                <w:i w:val="0"/>
+                <w:color w:val="1A1A1A"/>
+                <w:sz w:val="21"/>
+              </w:rPr>
+              <w:t>Enrichment.</w:t>
+            </w:r>
+            <w:r>
+              <w:rPr>
+                <w:b w:val="0"/>
+                <w:i w:val="0"/>
+                <w:color w:val="1A1A1A"/>
+                <w:sz w:val="21"/>
+              </w:rPr>
+              <w:t xml:space="preserve">  Ask whether 4</w:t>
+            </w:r>
+            <w:r>
+              <w:rPr>
+                <w:b w:val="0"/>
+                <w:i w:val="0"/>
+                <w:color w:val="1A1A1A"/>
+                <w:sz w:val="21"/>
+                <w:vertAlign w:val="superscript"/>
+              </w:rPr>
+              <w:t>6</w:t>
+            </w:r>
+            <w:r>
+              <w:rPr>
+                <w:b w:val="0"/>
+                <w:i w:val="0"/>
+                <w:color w:val="1A1A1A"/>
+                <w:sz w:val="21"/>
+              </w:rPr>
+              <w:t xml:space="preserve"> and 8</w:t>
+            </w:r>
+            <w:r>
+              <w:rPr>
+                <w:b w:val="0"/>
+                <w:i w:val="0"/>
+                <w:color w:val="1A1A1A"/>
+                <w:sz w:val="21"/>
+                <w:vertAlign w:val="superscript"/>
+              </w:rPr>
+              <w:t>4</w:t>
+            </w:r>
+            <w:r>
+              <w:rPr>
+                <w:b w:val="0"/>
+                <w:i w:val="0"/>
+                <w:color w:val="1A1A1A"/>
+                <w:sz w:val="21"/>
+              </w:rPr>
+              <w:t xml:space="preserve"> are equivalent and how the student knows, then for two expressions with different bases that both equal 2</w:t>
+            </w:r>
+            <w:r>
+              <w:rPr>
+                <w:b w:val="0"/>
+                <w:i w:val="0"/>
+                <w:color w:val="1A1A1A"/>
+                <w:sz w:val="21"/>
+                <w:vertAlign w:val="superscript"/>
+              </w:rPr>
+              <w:t>-6</w:t>
+            </w:r>
+            <w:r>
+              <w:rPr>
+                <w:b w:val="0"/>
+                <w:i w:val="0"/>
+                <w:color w:val="1A1A1A"/>
+                <w:sz w:val="21"/>
+              </w:rPr>
+              <w:t>.</w:t>
+            </w:r>
+          </w:p>
+        </w:tc>
+      </w:tr>
+    </w:tbl>
     <w:p>
       <w:pPr>
-        <w:keepNext/>
-        <w:spacing w:before="200" w:after="120"/>
-        <w:pBdr>
-          <w:bottom w:val="single" w:sz="8" w:space="2" w:color="1A1A1A"/>
-        </w:pBdr>
+        <w:spacing w:after="0" w:before="0" w:line="20" w:lineRule="exact"/>
       </w:pPr>
       <w:r>
         <w:rPr>
-          <w:b/>
-          <w:i w:val="0"/>
-          <w:color w:val="1A1A1A"/>
-          <w:sz w:val="24"/>
+          <w:sz w:val="2"/>
         </w:rPr>
-        <w:t>9.  Differentiation</w:t>
       </w:r>
     </w:p>
+    <w:tbl>
+      <w:tblPr>
+        <w:tblLayout w:type="fixed"/>
+        <w:tblLook w:firstColumn="1" w:firstRow="1" w:lastColumn="0" w:lastRow="0" w:noHBand="0" w:noVBand="1" w:val="04A0"/>
+        <w:tblLayout w:type="fixed"/>
+        <w:tblW w:w="9360" w:type="dxa"/>
+      </w:tblPr>
+      <w:tblGrid>
+        <w:gridCol w:w="9360"/>
+      </w:tblGrid>
+      <w:tr>
+        <w:trPr>
+          <w:cantSplit/>
+        </w:trPr>
+        <w:tc>
+          <w:tcPr>
+            <w:tcW w:type="dxa" w:w="9360"/>
+            <w:tcBorders>
+              <w:top w:val="nil"/>
+              <w:left w:val="nil"/>
+              <w:bottom w:val="nil"/>
+              <w:right w:val="nil"/>
+            </w:tcBorders>
+            <w:tcMar>
+              <w:top w:w="0" w:type="dxa"/>
+              <w:left w:w="0" w:type="dxa"/>
+              <w:bottom w:w="0" w:type="dxa"/>
+              <w:right w:w="0" w:type="dxa"/>
+            </w:tcMar>
+          </w:tcPr>
+          <w:p>
+            <w:pPr>
+              <w:keepNext/>
+              <w:spacing w:before="200" w:after="120"/>
+              <w:pBdr>
+                <w:bottom w:val="single" w:sz="8" w:space="2" w:color="1A1A1A"/>
+              </w:pBdr>
+            </w:pPr>
+            <w:r>
+              <w:rPr>
+                <w:b/>
+                <w:i w:val="0"/>
+                <w:color w:val="1A1A1A"/>
+                <w:sz w:val="24"/>
+              </w:rPr>
+              <w:t>10.  Closure, Vocabulary, Materials, Practice</w:t>
+            </w:r>
+          </w:p>
+          <w:p>
+            <w:pPr>
+              <w:spacing w:before="40" w:after="60"/>
+            </w:pPr>
+            <w:r>
+              <w:rPr>
+                <w:b/>
+                <w:i w:val="0"/>
+                <w:color w:val="1A1A1A"/>
+                <w:sz w:val="21"/>
+              </w:rPr>
+              <w:t>Closure.</w:t>
+            </w:r>
+            <w:r>
+              <w:rPr>
+                <w:b w:val="0"/>
+                <w:i w:val="0"/>
+                <w:color w:val="1A1A1A"/>
+                <w:sz w:val="21"/>
+              </w:rPr>
+              <w:t xml:space="preserve">  Board 9 is written work and it is the exit evidence: the student has to convert the second expression and name the exponent it really has. Read the boards, not the papers.</w:t>
+            </w:r>
+          </w:p>
+          <w:p>
+            <w:pPr>
+              <w:spacing w:before="0" w:after="60"/>
+            </w:pPr>
+            <w:r>
+              <w:rPr>
+                <w:b/>
+                <w:i w:val="0"/>
+                <w:color w:val="1A1A1A"/>
+                <w:sz w:val="21"/>
+              </w:rPr>
+              <w:t>Vocabulary.</w:t>
+            </w:r>
+            <w:r>
+              <w:rPr>
+                <w:b w:val="0"/>
+                <w:i w:val="0"/>
+                <w:color w:val="1A1A1A"/>
+                <w:sz w:val="21"/>
+              </w:rPr>
+              <w:t xml:space="preserve">  </w:t>
+            </w:r>
+            <w:r>
+              <w:rPr>
+                <w:b/>
+                <w:i w:val="0"/>
+                <w:color w:val="0B5394"/>
+                <w:sz w:val="21"/>
+              </w:rPr>
+              <w:t>common base</w:t>
+            </w:r>
+            <w:r>
+              <w:rPr>
+                <w:b w:val="0"/>
+                <w:i w:val="0"/>
+                <w:color w:val="1A1A1A"/>
+                <w:sz w:val="21"/>
+              </w:rPr>
+              <w:t xml:space="preserve">; </w:t>
+            </w:r>
+            <w:r>
+              <w:rPr>
+                <w:b/>
+                <w:i w:val="0"/>
+                <w:color w:val="0B5394"/>
+                <w:sz w:val="21"/>
+              </w:rPr>
+              <w:t>equivalent</w:t>
+            </w:r>
+          </w:p>
+          <w:p>
+            <w:pPr>
+              <w:spacing w:before="0" w:after="60"/>
+            </w:pPr>
+            <w:r>
+              <w:rPr>
+                <w:b/>
+                <w:i w:val="0"/>
+                <w:color w:val="1A1A1A"/>
+                <w:sz w:val="21"/>
+              </w:rPr>
+              <w:t>Materials.</w:t>
+            </w:r>
+            <w:r>
+              <w:rPr>
+                <w:b w:val="0"/>
+                <w:i w:val="0"/>
+                <w:color w:val="1A1A1A"/>
+                <w:sz w:val="21"/>
+              </w:rPr>
+              <w:t xml:space="preserve">  Whiteboards and markers. Calculators are allowed on everything and are how students confirm 8</w:t>
+            </w:r>
+            <w:r>
+              <w:rPr>
+                <w:b w:val="0"/>
+                <w:i w:val="0"/>
+                <w:color w:val="1A1A1A"/>
+                <w:sz w:val="21"/>
+                <w:vertAlign w:val="superscript"/>
+              </w:rPr>
+              <w:t>5</w:t>
+            </w:r>
+            <w:r>
+              <w:rPr>
+                <w:b w:val="0"/>
+                <w:i w:val="0"/>
+                <w:color w:val="1A1A1A"/>
+                <w:sz w:val="21"/>
+              </w:rPr>
+              <w:t xml:space="preserve"> = 2</w:t>
+            </w:r>
+            <w:r>
+              <w:rPr>
+                <w:b w:val="0"/>
+                <w:i w:val="0"/>
+                <w:color w:val="1A1A1A"/>
+                <w:sz w:val="21"/>
+                <w:vertAlign w:val="superscript"/>
+              </w:rPr>
+              <w:t>15</w:t>
+            </w:r>
+            <w:r>
+              <w:rPr>
+                <w:b w:val="0"/>
+                <w:i w:val="0"/>
+                <w:color w:val="1A1A1A"/>
+                <w:sz w:val="21"/>
+              </w:rPr>
+              <w:t xml:space="preserve"> = 32,768 once.</w:t>
+            </w:r>
+          </w:p>
+          <w:p>
+            <w:pPr>
+              <w:spacing w:before="0" w:after="80"/>
+            </w:pPr>
+            <w:r>
+              <w:rPr>
+                <w:b/>
+                <w:i w:val="0"/>
+                <w:color w:val="1A1A1A"/>
+                <w:sz w:val="21"/>
+              </w:rPr>
+              <w:t>Practice.</w:t>
+            </w:r>
+            <w:r>
+              <w:rPr>
+                <w:b w:val="0"/>
+                <w:i w:val="0"/>
+                <w:color w:val="1A1A1A"/>
+                <w:sz w:val="21"/>
+              </w:rPr>
+              <w:t xml:space="preserve">  The six-question independent set is worked silently in class; whatever is not finished goes home. IXL, all skills required to a SmartScore of 67, due at the start of the next class: Evaluate expressions using properties of exponents — 6T7; Identify equivalent expressions involving exponents II — QDM.</w:t>
+            </w:r>
+          </w:p>
+        </w:tc>
+      </w:tr>
+    </w:tbl>
     <w:p>
       <w:pPr>
-        <w:spacing w:before="40" w:after="60"/>
+        <w:spacing w:after="0" w:before="0" w:line="20" w:lineRule="exact"/>
       </w:pPr>
       <w:r>
         <w:rPr>
-          <w:b/>
-          <w:i w:val="0"/>
-          <w:color w:val="1A1A1A"/>
-          <w:sz w:val="21"/>
+          <w:sz w:val="2"/>
         </w:rPr>
-        <w:t>ESE / IEP.</w:t>
-      </w:r>
-      <w:r>
-        <w:rPr>
-          <w:b w:val="0"/>
-          <w:i w:val="0"/>
-          <w:color w:val="1A1A1A"/>
-          <w:sz w:val="21"/>
-        </w:rPr>
-        <w:t xml:space="preserve">  Give the powers of 2, 3 and 5 from Unit 2 as a printed strip — 2</w:t>
-      </w:r>
-      <w:r>
-        <w:rPr>
-          <w:b w:val="0"/>
-          <w:i w:val="0"/>
-          <w:color w:val="1A1A1A"/>
-          <w:sz w:val="21"/>
-          <w:vertAlign w:val="superscript"/>
-        </w:rPr>
-        <w:t>1</w:t>
-      </w:r>
-      <w:r>
-        <w:rPr>
-          <w:b w:val="0"/>
-          <w:i w:val="0"/>
-          <w:color w:val="1A1A1A"/>
-          <w:sz w:val="21"/>
-        </w:rPr>
-        <w:t xml:space="preserve"> to 2</w:t>
-      </w:r>
-      <w:r>
-        <w:rPr>
-          <w:b w:val="0"/>
-          <w:i w:val="0"/>
-          <w:color w:val="1A1A1A"/>
-          <w:sz w:val="21"/>
-          <w:vertAlign w:val="superscript"/>
-        </w:rPr>
-        <w:t>10</w:t>
-      </w:r>
-      <w:r>
-        <w:rPr>
-          <w:b w:val="0"/>
-          <w:i w:val="0"/>
-          <w:color w:val="1A1A1A"/>
-          <w:sz w:val="21"/>
-        </w:rPr>
-        <w:t>, 3</w:t>
-      </w:r>
-      <w:r>
-        <w:rPr>
-          <w:b w:val="0"/>
-          <w:i w:val="0"/>
-          <w:color w:val="1A1A1A"/>
-          <w:sz w:val="21"/>
-          <w:vertAlign w:val="superscript"/>
-        </w:rPr>
-        <w:t>1</w:t>
-      </w:r>
-      <w:r>
-        <w:rPr>
-          <w:b w:val="0"/>
-          <w:i w:val="0"/>
-          <w:color w:val="1A1A1A"/>
-          <w:sz w:val="21"/>
-        </w:rPr>
-        <w:t xml:space="preserve"> to 3</w:t>
-      </w:r>
-      <w:r>
-        <w:rPr>
-          <w:b w:val="0"/>
-          <w:i w:val="0"/>
-          <w:color w:val="1A1A1A"/>
-          <w:sz w:val="21"/>
-          <w:vertAlign w:val="superscript"/>
-        </w:rPr>
-        <w:t>5</w:t>
-      </w:r>
-      <w:r>
-        <w:rPr>
-          <w:b w:val="0"/>
-          <w:i w:val="0"/>
-          <w:color w:val="1A1A1A"/>
-          <w:sz w:val="21"/>
-        </w:rPr>
-        <w:t>, 5</w:t>
-      </w:r>
-      <w:r>
-        <w:rPr>
-          <w:b w:val="0"/>
-          <w:i w:val="0"/>
-          <w:color w:val="1A1A1A"/>
-          <w:sz w:val="21"/>
-          <w:vertAlign w:val="superscript"/>
-        </w:rPr>
-        <w:t>1</w:t>
-      </w:r>
-      <w:r>
-        <w:rPr>
-          <w:b w:val="0"/>
-          <w:i w:val="0"/>
-          <w:color w:val="1A1A1A"/>
-          <w:sz w:val="21"/>
-        </w:rPr>
-        <w:t xml:space="preserve"> to 5</w:t>
-      </w:r>
-      <w:r>
-        <w:rPr>
-          <w:b w:val="0"/>
-          <w:i w:val="0"/>
-          <w:color w:val="1A1A1A"/>
-          <w:sz w:val="21"/>
-          <w:vertAlign w:val="superscript"/>
-        </w:rPr>
-        <w:t>4</w:t>
-      </w:r>
-      <w:r>
-        <w:rPr>
-          <w:b w:val="0"/>
-          <w:i w:val="0"/>
-          <w:color w:val="1A1A1A"/>
-          <w:sz w:val="21"/>
-        </w:rPr>
-        <w:t xml:space="preserve"> — and let it stay out. Rewriting a base is a lookup today, not a recall.</w:t>
-      </w:r>
-    </w:p>
-    <w:p>
-      <w:pPr>
-        <w:spacing w:before="0" w:after="60"/>
-      </w:pPr>
-      <w:r>
-        <w:rPr>
-          <w:b/>
-          <w:i w:val="0"/>
-          <w:color w:val="1A1A1A"/>
-          <w:sz w:val="21"/>
-        </w:rPr>
-        <w:t>ELL.</w:t>
-      </w:r>
-      <w:r>
-        <w:rPr>
-          <w:b w:val="0"/>
-          <w:i w:val="0"/>
-          <w:color w:val="1A1A1A"/>
-          <w:sz w:val="21"/>
-        </w:rPr>
-        <w:t xml:space="preserve">  Equivalent is the word being tested. Write EQUIVALENT = same value, different form with 8</w:t>
-      </w:r>
-      <w:r>
-        <w:rPr>
-          <w:b w:val="0"/>
-          <w:i w:val="0"/>
-          <w:color w:val="1A1A1A"/>
-          <w:sz w:val="21"/>
-          <w:vertAlign w:val="superscript"/>
-        </w:rPr>
-        <w:t>5</w:t>
-      </w:r>
-      <w:r>
-        <w:rPr>
-          <w:b w:val="0"/>
-          <w:i w:val="0"/>
-          <w:color w:val="1A1A1A"/>
-          <w:sz w:val="21"/>
-        </w:rPr>
-        <w:t xml:space="preserve"> = 2</w:t>
-      </w:r>
-      <w:r>
-        <w:rPr>
-          <w:b w:val="0"/>
-          <w:i w:val="0"/>
-          <w:color w:val="1A1A1A"/>
-          <w:sz w:val="21"/>
-          <w:vertAlign w:val="superscript"/>
-        </w:rPr>
-        <w:t>15</w:t>
-      </w:r>
-      <w:r>
-        <w:rPr>
-          <w:b w:val="0"/>
-          <w:i w:val="0"/>
-          <w:color w:val="1A1A1A"/>
-          <w:sz w:val="21"/>
-        </w:rPr>
-        <w:t xml:space="preserve"> under it, and ask 'same value?' on every board that shows two expressions.</w:t>
-      </w:r>
-    </w:p>
-    <w:p>
-      <w:pPr>
-        <w:spacing w:before="0" w:after="80"/>
-      </w:pPr>
-      <w:r>
-        <w:rPr>
-          <w:b/>
-          <w:i w:val="0"/>
-          <w:color w:val="1A1A1A"/>
-          <w:sz w:val="21"/>
-        </w:rPr>
-        <w:t>Enrichment.</w:t>
-      </w:r>
-      <w:r>
-        <w:rPr>
-          <w:b w:val="0"/>
-          <w:i w:val="0"/>
-          <w:color w:val="1A1A1A"/>
-          <w:sz w:val="21"/>
-        </w:rPr>
-        <w:t xml:space="preserve">  Ask whether 4</w:t>
-      </w:r>
-      <w:r>
-        <w:rPr>
-          <w:b w:val="0"/>
-          <w:i w:val="0"/>
-          <w:color w:val="1A1A1A"/>
-          <w:sz w:val="21"/>
-          <w:vertAlign w:val="superscript"/>
-        </w:rPr>
-        <w:t>6</w:t>
-      </w:r>
-      <w:r>
-        <w:rPr>
-          <w:b w:val="0"/>
-          <w:i w:val="0"/>
-          <w:color w:val="1A1A1A"/>
-          <w:sz w:val="21"/>
-        </w:rPr>
-        <w:t xml:space="preserve"> and 8</w:t>
-      </w:r>
-      <w:r>
-        <w:rPr>
-          <w:b w:val="0"/>
-          <w:i w:val="0"/>
-          <w:color w:val="1A1A1A"/>
-          <w:sz w:val="21"/>
-          <w:vertAlign w:val="superscript"/>
-        </w:rPr>
-        <w:t>4</w:t>
-      </w:r>
-      <w:r>
-        <w:rPr>
-          <w:b w:val="0"/>
-          <w:i w:val="0"/>
-          <w:color w:val="1A1A1A"/>
-          <w:sz w:val="21"/>
-        </w:rPr>
-        <w:t xml:space="preserve"> are equivalent and how the student knows, then for two expressions with different bases that both equal 2</w:t>
-      </w:r>
-      <w:r>
-        <w:rPr>
-          <w:b w:val="0"/>
-          <w:i w:val="0"/>
-          <w:color w:val="1A1A1A"/>
-          <w:sz w:val="21"/>
-          <w:vertAlign w:val="superscript"/>
-        </w:rPr>
-        <w:t>-6</w:t>
-      </w:r>
-      <w:r>
-        <w:rPr>
-          <w:b w:val="0"/>
-          <w:i w:val="0"/>
-          <w:color w:val="1A1A1A"/>
-          <w:sz w:val="21"/>
-        </w:rPr>
-        <w:t>.</w:t>
-      </w:r>
-    </w:p>
-    <w:p>
-      <w:pPr>
-        <w:keepNext/>
-        <w:spacing w:before="200" w:after="120"/>
-        <w:pBdr>
-          <w:bottom w:val="single" w:sz="8" w:space="2" w:color="1A1A1A"/>
-        </w:pBdr>
-      </w:pPr>
-      <w:r>
-        <w:rPr>
-          <w:b/>
-          <w:i w:val="0"/>
-          <w:color w:val="1A1A1A"/>
-          <w:sz w:val="24"/>
-        </w:rPr>
-        <w:t>10.  Closure, Vocabulary, Materials, Practice</w:t>
-      </w:r>
-    </w:p>
-    <w:p>
-      <w:pPr>
-        <w:spacing w:before="40" w:after="60"/>
-      </w:pPr>
-      <w:r>
-        <w:rPr>
-          <w:b/>
-          <w:i w:val="0"/>
-          <w:color w:val="1A1A1A"/>
-          <w:sz w:val="21"/>
-        </w:rPr>
-        <w:t>Closure.</w:t>
-      </w:r>
-      <w:r>
-        <w:rPr>
-          <w:b w:val="0"/>
-          <w:i w:val="0"/>
-          <w:color w:val="1A1A1A"/>
-          <w:sz w:val="21"/>
-        </w:rPr>
-        <w:t xml:space="preserve">  Board 9 is written work and it is the exit evidence: the student has to convert the second expression and name the exponent it really has. Read the boards, not the papers.</w:t>
-      </w:r>
-    </w:p>
-    <w:p>
-      <w:pPr>
-        <w:spacing w:before="0" w:after="60"/>
-      </w:pPr>
-      <w:r>
-        <w:rPr>
-          <w:b/>
-          <w:i w:val="0"/>
-          <w:color w:val="1A1A1A"/>
-          <w:sz w:val="21"/>
-        </w:rPr>
-        <w:t>Vocabulary.</w:t>
-      </w:r>
-      <w:r>
-        <w:rPr>
-          <w:b w:val="0"/>
-          <w:i w:val="0"/>
-          <w:color w:val="1A1A1A"/>
-          <w:sz w:val="21"/>
-        </w:rPr>
-        <w:t xml:space="preserve">  </w:t>
-      </w:r>
-      <w:r>
-        <w:rPr>
-          <w:b/>
-          <w:i w:val="0"/>
-          <w:color w:val="0B5394"/>
-          <w:sz w:val="21"/>
-        </w:rPr>
-        <w:t>common base</w:t>
-      </w:r>
-      <w:r>
-        <w:rPr>
-          <w:b w:val="0"/>
-          <w:i w:val="0"/>
-          <w:color w:val="1A1A1A"/>
-          <w:sz w:val="21"/>
-        </w:rPr>
-        <w:t xml:space="preserve">; </w:t>
-      </w:r>
-      <w:r>
-        <w:rPr>
-          <w:b/>
-          <w:i w:val="0"/>
-          <w:color w:val="0B5394"/>
-          <w:sz w:val="21"/>
-        </w:rPr>
-        <w:t>equivalent</w:t>
-      </w:r>
-    </w:p>
-    <w:p>
-      <w:pPr>
-        <w:spacing w:before="0" w:after="60"/>
-      </w:pPr>
-      <w:r>
-        <w:rPr>
-          <w:b/>
-          <w:i w:val="0"/>
-          <w:color w:val="1A1A1A"/>
-          <w:sz w:val="21"/>
-        </w:rPr>
-        <w:t>Materials.</w:t>
-      </w:r>
-      <w:r>
-        <w:rPr>
-          <w:b w:val="0"/>
-          <w:i w:val="0"/>
-          <w:color w:val="1A1A1A"/>
-          <w:sz w:val="21"/>
-        </w:rPr>
-        <w:t xml:space="preserve">  Whiteboards and markers. Calculators are allowed on everything and are how students confirm 8</w:t>
-      </w:r>
-      <w:r>
-        <w:rPr>
-          <w:b w:val="0"/>
-          <w:i w:val="0"/>
-          <w:color w:val="1A1A1A"/>
-          <w:sz w:val="21"/>
-          <w:vertAlign w:val="superscript"/>
-        </w:rPr>
-        <w:t>5</w:t>
-      </w:r>
-      <w:r>
-        <w:rPr>
-          <w:b w:val="0"/>
-          <w:i w:val="0"/>
-          <w:color w:val="1A1A1A"/>
-          <w:sz w:val="21"/>
-        </w:rPr>
-        <w:t xml:space="preserve"> = 2</w:t>
-      </w:r>
-      <w:r>
-        <w:rPr>
-          <w:b w:val="0"/>
-          <w:i w:val="0"/>
-          <w:color w:val="1A1A1A"/>
-          <w:sz w:val="21"/>
-          <w:vertAlign w:val="superscript"/>
-        </w:rPr>
-        <w:t>15</w:t>
-      </w:r>
-      <w:r>
-        <w:rPr>
-          <w:b w:val="0"/>
-          <w:i w:val="0"/>
-          <w:color w:val="1A1A1A"/>
-          <w:sz w:val="21"/>
-        </w:rPr>
-        <w:t xml:space="preserve"> = 32,768 once.</w:t>
-      </w:r>
-    </w:p>
-    <w:p>
-      <w:pPr>
-        <w:spacing w:before="0" w:after="80"/>
-      </w:pPr>
-      <w:r>
-        <w:rPr>
-          <w:b/>
-          <w:i w:val="0"/>
-          <w:color w:val="1A1A1A"/>
-          <w:sz w:val="21"/>
-        </w:rPr>
-        <w:t>Practice.</w:t>
-      </w:r>
-      <w:r>
-        <w:rPr>
-          <w:b w:val="0"/>
-          <w:i w:val="0"/>
-          <w:color w:val="1A1A1A"/>
-          <w:sz w:val="21"/>
-        </w:rPr>
-        <w:t xml:space="preserve">  The six-question independent set is worked silently in class; whatever is not finished goes home. IXL, all skills required to a SmartScore of 67, due at the start of the next class: Evaluate expressions using properties of exponents — 6T7; Identify equivalent expressions involving exponents II — QDM.</w:t>
       </w:r>
     </w:p>
     <w:sectPr>

--- a/a7/build/out/u3/A7 3.06  Lesson Plan.docx
+++ b/a7/build/out/u3/A7 3.06  Lesson Plan.docx
@@ -4691,7 +4691,7 @@
                 <w:color w:val="9E1B32"/>
                 <w:sz w:val="18"/>
               </w:rPr>
-              <w:t>A — 3</w:t>
+              <w:t>C — 3</w:t>
             </w:r>
             <w:r>
               <w:rPr>
@@ -4732,7 +4732,7 @@
                 <w:color w:val="1A1A1A"/>
                 <w:sz w:val="18"/>
               </w:rPr>
-              <w:t>(B) added 2 + 4 instead of multiplying [power of a power confused with product of powers]; (C) replaced 9 by 3 and kept the exponent [the 3</w:t>
+              <w:t>(A) squared the exponent, 4</w:t>
             </w:r>
             <w:r>
               <w:rPr>
@@ -4751,7 +4751,7 @@
                 <w:color w:val="1A1A1A"/>
                 <w:sz w:val="18"/>
               </w:rPr>
-              <w:t xml:space="preserve"> was not written]; (D) squared the exponent, 4</w:t>
+              <w:t xml:space="preserve"> = 16 [the outer exponent applied to the exponent]; (B) replaced 9 by 3 and kept the exponent [the 3</w:t>
             </w:r>
             <w:r>
               <w:rPr>
@@ -4770,7 +4770,7 @@
                 <w:color w:val="1A1A1A"/>
                 <w:sz w:val="18"/>
               </w:rPr>
-              <w:t xml:space="preserve"> = 16 [the outer exponent applied to the exponent]</w:t>
+              <w:t xml:space="preserve"> was not written]; (D) added 2 + 4 instead of multiplying [power of a power confused with product of powers]</w:t>
             </w:r>
           </w:p>
         </w:tc>
@@ -4943,7 +4943,7 @@
                 <w:color w:val="1A1A1A"/>
                 <w:sz w:val="18"/>
               </w:rPr>
-              <w:t>(B) wrote 1/4 as 2</w:t>
+              <w:t>(B) dropped both minus signs [negative exponent law: a negative exponent does not disappear]; (C) wrote 1/4 as 2</w:t>
             </w:r>
             <w:r>
               <w:rPr>
@@ -5000,7 +5000,7 @@
                 <w:color w:val="1A1A1A"/>
                 <w:sz w:val="18"/>
               </w:rPr>
-              <w:t>, not 2]; (C) dropped both minus signs [negative exponent law: a negative exponent does not disappear]; (D) multiplied −4 · 3 [confused with power of a power]</w:t>
+              <w:t>, not 2]; (D) multiplied −4 · 3 [confused with power of a power]</w:t>
             </w:r>
           </w:p>
         </w:tc>

--- a/a7/build/out/u3/A7 3.06  Lesson Plan.docx
+++ b/a7/build/out/u3/A7 3.06  Lesson Plan.docx
@@ -4396,7 +4396,7 @@
                 <w:color w:val="1A1A1A"/>
                 <w:sz w:val="18"/>
               </w:rPr>
-              <w:t>A drive holds 8</w:t>
+              <w:t>A flash drive holds 8</w:t>
             </w:r>
             <w:r>
               <w:rPr>

--- a/a7/build/out/u3/A7 3.06  Lesson Plan.docx
+++ b/a7/build/out/u3/A7 3.06  Lesson Plan.docx
@@ -4396,7 +4396,26 @@
                 <w:color w:val="1A1A1A"/>
                 <w:sz w:val="18"/>
               </w:rPr>
-              <w:t>A flash drive holds 8</w:t>
+              <w:t>One flash drive holds 2</w:t>
+            </w:r>
+            <w:r>
+              <w:rPr>
+                <w:b w:val="0"/>
+                <w:i w:val="0"/>
+                <w:color w:val="1A1A1A"/>
+                <w:sz w:val="18"/>
+                <w:vertAlign w:val="superscript"/>
+              </w:rPr>
+              <w:t>15</w:t>
+            </w:r>
+            <w:r>
+              <w:rPr>
+                <w:b w:val="0"/>
+                <w:i w:val="0"/>
+                <w:color w:val="1A1A1A"/>
+                <w:sz w:val="18"/>
+              </w:rPr>
+              <w:t xml:space="preserve"> megabytes. Another holds 8</w:t>
             </w:r>
             <w:r>
               <w:rPr>
@@ -4415,26 +4434,7 @@
                 <w:color w:val="1A1A1A"/>
                 <w:sz w:val="18"/>
               </w:rPr>
-              <w:t xml:space="preserve"> megabytes. It costs 45 dollars. Write 8</w:t>
-            </w:r>
-            <w:r>
-              <w:rPr>
-                <w:b w:val="0"/>
-                <w:i w:val="0"/>
-                <w:color w:val="1A1A1A"/>
-                <w:sz w:val="18"/>
-                <w:vertAlign w:val="superscript"/>
-              </w:rPr>
-              <w:t>5</w:t>
-            </w:r>
-            <w:r>
-              <w:rPr>
-                <w:b w:val="0"/>
-                <w:i w:val="0"/>
-                <w:color w:val="1A1A1A"/>
-                <w:sz w:val="18"/>
-              </w:rPr>
-              <w:t xml:space="preserve"> as a power of 2.</w:t>
+              <w:t xml:space="preserve"> megabytes. The first one costs 45 dollars. Which holds more — or is it the same? Show why.</w:t>
             </w:r>
           </w:p>
         </w:tc>
@@ -4459,38 +4459,80 @@
               <w:spacing w:after="0"/>
             </w:pPr>
             <w:r>
-              <w:drawing>
-                <wp:inline xmlns:a="http://schemas.openxmlformats.org/drawingml/2006/main" xmlns:pic="http://schemas.openxmlformats.org/drawingml/2006/picture">
-                  <wp:extent cx="188976" cy="140208"/>
-                  <wp:docPr id="6" name="Picture 6"/>
-                  <wp:cNvGraphicFramePr>
-                    <a:graphicFrameLocks noChangeAspect="1"/>
-                  </wp:cNvGraphicFramePr>
-                  <a:graphic>
-                    <a:graphicData uri="http://schemas.openxmlformats.org/drawingml/2006/picture">
-                      <pic:pic>
-                        <pic:nvPicPr>
-                          <pic:cNvPr id="0" name="94bf9a2d95d87afa.png"/>
-                          <pic:cNvPicPr/>
-                        </pic:nvPicPr>
-                        <pic:blipFill>
-                          <a:blip r:embed="rId14"/>
-                          <a:stretch>
-                            <a:fillRect/>
-                          </a:stretch>
-                        </pic:blipFill>
-                        <pic:spPr>
-                          <a:xfrm>
-                            <a:off x="0" y="0"/>
-                            <a:ext cx="188976" cy="140208"/>
-                          </a:xfrm>
-                          <a:prstGeom prst="rect"/>
-                        </pic:spPr>
-                      </pic:pic>
-                    </a:graphicData>
-                  </a:graphic>
-                </wp:inline>
-              </w:drawing>
+              <w:rPr>
+                <w:b/>
+                <w:i/>
+                <w:color w:val="9E1B32"/>
+                <w:sz w:val="18"/>
+              </w:rPr>
+              <w:t>The same: 8</w:t>
+            </w:r>
+            <w:r>
+              <w:rPr>
+                <w:b/>
+                <w:i/>
+                <w:color w:val="9E1B32"/>
+                <w:sz w:val="18"/>
+                <w:vertAlign w:val="superscript"/>
+              </w:rPr>
+              <w:t>5</w:t>
+            </w:r>
+            <w:r>
+              <w:rPr>
+                <w:b/>
+                <w:i/>
+                <w:color w:val="9E1B32"/>
+                <w:sz w:val="18"/>
+              </w:rPr>
+              <w:t xml:space="preserve"> = (2</w:t>
+            </w:r>
+            <w:r>
+              <w:rPr>
+                <w:b/>
+                <w:i/>
+                <w:color w:val="9E1B32"/>
+                <w:sz w:val="18"/>
+                <w:vertAlign w:val="superscript"/>
+              </w:rPr>
+              <w:t>3</w:t>
+            </w:r>
+            <w:r>
+              <w:rPr>
+                <w:b/>
+                <w:i/>
+                <w:color w:val="9E1B32"/>
+                <w:sz w:val="18"/>
+              </w:rPr>
+              <w:t>)</w:t>
+            </w:r>
+            <w:r>
+              <w:rPr>
+                <w:b/>
+                <w:i/>
+                <w:color w:val="9E1B32"/>
+                <w:sz w:val="18"/>
+                <w:vertAlign w:val="superscript"/>
+              </w:rPr>
+              <w:t>5</w:t>
+            </w:r>
+            <w:r>
+              <w:rPr>
+                <w:b/>
+                <w:i/>
+                <w:color w:val="9E1B32"/>
+                <w:sz w:val="18"/>
+              </w:rPr>
+              <w:t xml:space="preserve"> = 2</w:t>
+            </w:r>
+            <w:r>
+              <w:rPr>
+                <w:b/>
+                <w:i/>
+                <w:color w:val="9E1B32"/>
+                <w:sz w:val="18"/>
+                <w:vertAlign w:val="superscript"/>
+              </w:rPr>
+              <w:t>15</w:t>
             </w:r>
           </w:p>
         </w:tc>
@@ -4521,7 +4563,45 @@
                 <w:color w:val="1A1A1A"/>
                 <w:sz w:val="18"/>
               </w:rPr>
-              <w:t>2</w:t>
+              <w:t>'8</w:t>
+            </w:r>
+            <w:r>
+              <w:rPr>
+                <w:b w:val="0"/>
+                <w:i w:val="0"/>
+                <w:color w:val="1A1A1A"/>
+                <w:sz w:val="18"/>
+                <w:vertAlign w:val="superscript"/>
+              </w:rPr>
+              <w:t>5</w:t>
+            </w:r>
+            <w:r>
+              <w:rPr>
+                <w:b w:val="0"/>
+                <w:i w:val="0"/>
+                <w:color w:val="1A1A1A"/>
+                <w:sz w:val="18"/>
+              </w:rPr>
+              <w:t xml:space="preserve"> holds more' — the bases were compared, not the values [8.NSO.1.3: rewrite to a common base]; '2</w:t>
+            </w:r>
+            <w:r>
+              <w:rPr>
+                <w:b w:val="0"/>
+                <w:i w:val="0"/>
+                <w:color w:val="1A1A1A"/>
+                <w:sz w:val="18"/>
+                <w:vertAlign w:val="superscript"/>
+              </w:rPr>
+              <w:t>15</w:t>
+            </w:r>
+            <w:r>
+              <w:rPr>
+                <w:b w:val="0"/>
+                <w:i w:val="0"/>
+                <w:color w:val="1A1A1A"/>
+                <w:sz w:val="18"/>
+              </w:rPr>
+              <w:t xml:space="preserve"> holds more' — the exponents were compared; 2</w:t>
             </w:r>
             <w:r>
               <w:rPr>
@@ -4540,26 +4620,7 @@
                 <w:color w:val="1A1A1A"/>
                 <w:sz w:val="18"/>
               </w:rPr>
-              <w:t xml:space="preserve"> — added 3 + 5 in the power-of-a-power step [confused with product of powers]; 2</w:t>
-            </w:r>
-            <w:r>
-              <w:rPr>
-                <w:b w:val="0"/>
-                <w:i w:val="0"/>
-                <w:color w:val="1A1A1A"/>
-                <w:sz w:val="18"/>
-                <w:vertAlign w:val="superscript"/>
-              </w:rPr>
-              <w:t>5</w:t>
-            </w:r>
-            <w:r>
-              <w:rPr>
-                <w:b w:val="0"/>
-                <w:i w:val="0"/>
-                <w:color w:val="1A1A1A"/>
-                <w:sz w:val="18"/>
-              </w:rPr>
-              <w:t xml:space="preserve"> — replaced the base 8 by 2 without the exponent 3; anything built from 45 — the unneeded figure was used</w:t>
+              <w:t xml:space="preserve"> — added 3 + 5 in the power-of-a-power step [confused with product of powers]; anything built from 45 — the unneeded figure was used</w:t>
             </w:r>
           </w:p>
         </w:tc>
@@ -4623,7 +4684,7 @@
               <w:drawing>
                 <wp:inline xmlns:a="http://schemas.openxmlformats.org/drawingml/2006/main" xmlns:pic="http://schemas.openxmlformats.org/drawingml/2006/picture">
                   <wp:extent cx="134112" cy="146304"/>
-                  <wp:docPr id="7" name="Picture 7"/>
+                  <wp:docPr id="6" name="Picture 6"/>
                   <wp:cNvGraphicFramePr>
                     <a:graphicFrameLocks noChangeAspect="1"/>
                   </wp:cNvGraphicFramePr>
@@ -4635,7 +4696,7 @@
                           <pic:cNvPicPr/>
                         </pic:nvPicPr>
                         <pic:blipFill>
-                          <a:blip r:embed="rId15"/>
+                          <a:blip r:embed="rId14"/>
                           <a:stretch>
                             <a:fillRect/>
                           </a:stretch>
@@ -4834,7 +4895,7 @@
               <w:drawing>
                 <wp:inline xmlns:a="http://schemas.openxmlformats.org/drawingml/2006/main" xmlns:pic="http://schemas.openxmlformats.org/drawingml/2006/picture">
                   <wp:extent cx="591312" cy="213360"/>
-                  <wp:docPr id="8" name="Picture 8"/>
+                  <wp:docPr id="7" name="Picture 7"/>
                   <wp:cNvGraphicFramePr>
                     <a:graphicFrameLocks noChangeAspect="1"/>
                   </wp:cNvGraphicFramePr>
@@ -4846,7 +4907,7 @@
                           <pic:cNvPicPr/>
                         </pic:nvPicPr>
                         <pic:blipFill>
-                          <a:blip r:embed="rId16"/>
+                          <a:blip r:embed="rId15"/>
                           <a:stretch>
                             <a:fillRect/>
                           </a:stretch>
@@ -5064,7 +5125,7 @@
               <w:drawing>
                 <wp:inline xmlns:a="http://schemas.openxmlformats.org/drawingml/2006/main" xmlns:pic="http://schemas.openxmlformats.org/drawingml/2006/picture">
                   <wp:extent cx="377952" cy="140208"/>
-                  <wp:docPr id="9" name="Picture 9"/>
+                  <wp:docPr id="8" name="Picture 8"/>
                   <wp:cNvGraphicFramePr>
                     <a:graphicFrameLocks noChangeAspect="1"/>
                   </wp:cNvGraphicFramePr>
@@ -5076,7 +5137,7 @@
                           <pic:cNvPicPr/>
                         </pic:nvPicPr>
                         <pic:blipFill>
-                          <a:blip r:embed="rId17"/>
+                          <a:blip r:embed="rId16"/>
                           <a:stretch>
                             <a:fillRect/>
                           </a:stretch>
@@ -5120,7 +5181,7 @@
               <w:drawing>
                 <wp:inline xmlns:a="http://schemas.openxmlformats.org/drawingml/2006/main" xmlns:pic="http://schemas.openxmlformats.org/drawingml/2006/picture">
                   <wp:extent cx="134112" cy="140208"/>
-                  <wp:docPr id="10" name="Picture 10"/>
+                  <wp:docPr id="9" name="Picture 9"/>
                   <wp:cNvGraphicFramePr>
                     <a:graphicFrameLocks noChangeAspect="1"/>
                   </wp:cNvGraphicFramePr>
@@ -5132,7 +5193,7 @@
                           <pic:cNvPicPr/>
                         </pic:nvPicPr>
                         <pic:blipFill>
-                          <a:blip r:embed="rId18"/>
+                          <a:blip r:embed="rId17"/>
                           <a:stretch>
                             <a:fillRect/>
                           </a:stretch>
@@ -5338,7 +5399,7 @@
               <w:drawing>
                 <wp:inline xmlns:a="http://schemas.openxmlformats.org/drawingml/2006/main" xmlns:pic="http://schemas.openxmlformats.org/drawingml/2006/picture">
                   <wp:extent cx="463296" cy="140208"/>
-                  <wp:docPr id="11" name="Picture 11"/>
+                  <wp:docPr id="10" name="Picture 10"/>
                   <wp:cNvGraphicFramePr>
                     <a:graphicFrameLocks noChangeAspect="1"/>
                   </wp:cNvGraphicFramePr>
@@ -5350,7 +5411,7 @@
                           <pic:cNvPicPr/>
                         </pic:nvPicPr>
                         <pic:blipFill>
-                          <a:blip r:embed="rId19"/>
+                          <a:blip r:embed="rId18"/>
                           <a:stretch>
                             <a:fillRect/>
                           </a:stretch>
@@ -5394,7 +5455,7 @@
               <w:drawing>
                 <wp:inline xmlns:a="http://schemas.openxmlformats.org/drawingml/2006/main" xmlns:pic="http://schemas.openxmlformats.org/drawingml/2006/picture">
                   <wp:extent cx="192024" cy="140208"/>
-                  <wp:docPr id="12" name="Picture 12"/>
+                  <wp:docPr id="11" name="Picture 11"/>
                   <wp:cNvGraphicFramePr>
                     <a:graphicFrameLocks noChangeAspect="1"/>
                   </wp:cNvGraphicFramePr>
@@ -5406,7 +5467,7 @@
                           <pic:cNvPicPr/>
                         </pic:nvPicPr>
                         <pic:blipFill>
-                          <a:blip r:embed="rId20"/>
+                          <a:blip r:embed="rId19"/>
                           <a:stretch>
                             <a:fillRect/>
                           </a:stretch>
